--- a/output_receita_federal/parecer_normativo_cst/documents/pn_cst_72_nodate.docx
+++ b/output_receita_federal/parecer_normativo_cst/documents/pn_cst_72_nodate.docx
@@ -12,30 +12,12 @@
     </w:p>
     <w:p>
       <w:r>
-        <w:t>São "pré-operacionais ou pré-industriais", amortizáveis na forma do art. 188, § 3</w:t>
-      </w:r>
-      <w:r>
-        <w:t>º</w:t>
-      </w:r>
-      <w:r>
-        <w:t>, a, do RIR, aprovado pelo Decreto número 58.400/66, as despesas necessárias à organização e implantação ou ampliação de empresas. inclusive as de cunho administrativo, pagas ou incorridas até o início de suas operações ou plena utilização das instalações, obedecidas as condições gerais de dedutibilidade e limites estabelecidos no art. 162 do RIR e demais normas sobre o assunto.</w:t>
+        <w:t>São "pré-operacionais ou pré-industriais", amortizáveis na forma do art. 188, § 3º, a, do RIR, aprovado pelo Decreto número 58.400/66, as despesas necessárias à organização e implantação ou ampliação de empresas. inclusive as de cunho administrativo, pagas ou incorridas até o início de suas operações ou plena utilização das instalações, obedecidas as condições gerais de dedutibilidade e limites estabelecidos no art. 162 do RIR e demais normas sobre o assunto.</w:t>
       </w:r>
     </w:p>
     <w:p>
       <w:r>
-        <w:t>Indústria em fase de implantação consulta sobre o alcance da expressão “despesas de organização, pré-operacionais ou pré-industriais”, contida no § 3</w:t>
-      </w:r>
-      <w:r>
-        <w:t>º</w:t>
-      </w:r>
-      <w:r>
-        <w:t>, inciso “a”, do art. 188, do RIR, aprovado pelo Decreto n</w:t>
-      </w:r>
-      <w:r>
-        <w:t>º</w:t>
-      </w:r>
-      <w:r>
-        <w:t xml:space="preserve"> 58.400, de 10.05.66.</w:t>
+        <w:t>Indústria em fase de implantação consulta sobre o alcance da expressão “despesas de organização, pré-operacionais ou pré-industriais”, contida no § 3º, inciso “a”, do art. 188, do RIR, aprovado pelo Decreto nº 58.400, de 10.05.66.</w:t>
       </w:r>
     </w:p>
     <w:p>
@@ -50,24 +32,12 @@
     </w:p>
     <w:p>
       <w:r>
-        <w:t>4. Ressalte-se que a questão das despesas pré-operacionais e pré-industriais já foi abordada no Parecer Normativo CST n</w:t>
-      </w:r>
-      <w:r>
-        <w:t>º</w:t>
-      </w:r>
-      <w:r>
-        <w:t xml:space="preserve"> 364/71, particularmente quanto à sua contabilização. Cotejando-se os itens 1 e 2 do citado Parecer, verificamos que ali se estabeleceu correspondência entre “... as despesas de organização pré-operacionais ou pré-industriais e as relativas à ampliação de parque industrial...” e “... os dispêndios de organização, necessários e anteriores ao começo das atividades da empresa, bem como os posteriormente exigidos na expansão de empreendimentos industriais...”. Acrescentamos que permanecem válidas as conclusões do referido Parecer Normativo.</w:t>
+        <w:t>4. Ressalte-se que a questão das despesas pré-operacionais e pré-industriais já foi abordada no Parecer Normativo CST nº 364/71, particularmente quanto à sua contabilização. Cotejando-se os itens 1 e 2 do citado Parecer, verificamos que ali se estabeleceu correspondência entre “... as despesas de organização pré-operacionais ou pré-industriais e as relativas à ampliação de parque industrial...” e “... os dispêndios de organização, necessários e anteriores ao começo das atividades da empresa, bem como os posteriormente exigidos na expansão de empreendimentos industriais...”. Acrescentamos que permanecem válidas as conclusões do referido Parecer Normativo.</w:t>
       </w:r>
     </w:p>
     <w:p>
       <w:r>
-        <w:t>5. No art. 162 do RIR, despesas operacionais estão relacionadas com empresa, já que se trata de disposição genérica, dirigida ao universo de contribuintes pessoas jurídicas. O uso da expressão despesas industriais pode pretender designar despesas relativas a empresa cuja atividade seja a indústria. Todavia, desde que observados os requisitos e condições estabelecidos no citado art. 162 do RIR, de despesas operacionais se trata. Aliás, o referido art. 162, no seu § 2</w:t>
-      </w:r>
-      <w:r>
-        <w:t>º</w:t>
-      </w:r>
-      <w:r>
-        <w:t>, é claro ao limitar a dedutibilidade às despesas usuais ou normais no tipo de transações, operações ou atividades da empresa. O que é válido para despesas operacionais, é válido para as pré-operacionais. A distinção está no momentum em que são realizadas ou incorridas.</w:t>
+        <w:t>5. No art. 162 do RIR, despesas operacionais estão relacionadas com empresa, já que se trata de disposição genérica, dirigida ao universo de contribuintes pessoas jurídicas. O uso da expressão despesas industriais pode pretender designar despesas relativas a empresa cuja atividade seja a indústria. Todavia, desde que observados os requisitos e condições estabelecidos no citado art. 162 do RIR, de despesas operacionais se trata. Aliás, o referido art. 162, no seu § 2º, é claro ao limitar a dedutibilidade às despesas usuais ou normais no tipo de transações, operações ou atividades da empresa. O que é válido para despesas operacionais, é válido para as pré-operacionais. A distinção está no momentum em que são realizadas ou incorridas.</w:t>
       </w:r>
     </w:p>
     <w:p>
@@ -90,6 +60,9 @@
         <w:t xml:space="preserve">Geraldo Magela Pinto Garcia </w:t>
       </w:r>
       <w:r>
+        <w:br/>
+      </w:r>
+      <w:r>
         <w:t>A.F.T.F.</w:t>
       </w:r>
     </w:p>
@@ -108,10 +81,19 @@
         <w:t xml:space="preserve">SECRETARIA DA RECEITA FEDERAL </w:t>
       </w:r>
       <w:r>
+        <w:br/>
+      </w:r>
+      <w:r>
         <w:t xml:space="preserve">COORDENAÇÃO DO SISTEMA DE TRIBUTAÇÃO </w:t>
       </w:r>
       <w:r>
+        <w:br/>
+      </w:r>
+      <w:r>
         <w:t xml:space="preserve">Antonio Augusto de Mesquita Neto </w:t>
+      </w:r>
+      <w:r>
+        <w:br/>
       </w:r>
       <w:r>
         <w:t>Coordenador</w:t>
